--- a/document_templates/russian_library/Исковые_заявления/Особое_производство_Установление_фактов_и_статусов/шаблон_Исковое_заявление_об_установлении_факта_владения.docx
+++ b/document_templates/russian_library/Исковые_заявления/Особое_производство_Установление_фактов_и_статусов/шаблон_Исковое_заявление_об_установлении_факта_владения.docx
@@ -26,7 +26,7 @@
           <w:sz w:val="24"/>
           <w:szCs w:val="24"/>
         </w:rPr>
-        <w:t xml:space="preserve">{{ w_t_w_r_w_r_w_rpr_w_rfonts_w_ascii_times_new_roman_w_hansi_times_new_roman_w_cs_times_new_roman_w_sz_w_val_24_w_szcs_w_val_24_w_lang_w_val_en_us_w_rpr_w_t_court_w_t_w_r_w_r_w_rsidrpr_00a5532c_w_rpr_w_rfonts_w_ascii_times_new_roman_w_hansi_times_new_roman_w_cs_times_new_roman_w_sz_w_val_24_w_szcs_w_val_24_w_rpr_w_t_xml_space_preserve_w_t_w_r_w_r_w_rpr_w_rfonts_w_ascii_times_new_roman_w_hansi_times_new_roman_w_cs_times_new_roman_w_sz_w_val_24_w_szcs_w_val_24_w_lang_w_val_en_us_w_rpr_w_t_name_w_t_w_r_w_r_w_rsidrpr_00a5532c_w_rpr_w_rfonts_w_ascii_times_new_roman_w_hansi_times_new_roman_w_cs_times_new_roman_w_sz_w_val_24_w_szcs_w_val_24_w_rpr_w_t_xml_space_preserve }}</w:t>
+        <w:t xml:space="preserve">{{ court_name }}</w:t>
       </w:r>
     </w:p>
     <w:p>
@@ -45,7 +45,7 @@
           <w:sz w:val="24"/>
           <w:szCs w:val="24"/>
         </w:rPr>
-        <w:t xml:space="preserve">{{ w_t_w_r_w_r_w_rpr_w_rfonts_w_ascii_times_new_roman_w_hansi_times_new_roman_w_cs_times_new_roman_w_sz_w_val_24_w_szcs_w_val_24_w_lang_w_val_en_us_w_rpr_w_t_court_w_t_w_r_w_r_w_rsidrpr_00a5532c_w_rpr_w_rfonts_w_ascii_times_new_roman_w_hansi_times_new_roman_w_cs_times_new_roman_w_sz_w_val_24_w_szcs_w_val_24_w_rpr_w_t_xml_space_preserve_w_t_w_r_w_r_w_rpr_w_rfonts_w_ascii_times_new_roman_w_hansi_times_new_roman_w_cs_times_new_roman_w_sz_w_val_24_w_szcs_w_val_24_w_lang_w_val_en_us_w_rpr_w_t_address_w_t_w_r_w_r_w_rsidrpr_00a5532c_w_rpr_w_rfonts_w_ascii_times_new_roman_w_hansi_times_new_roman_w_cs_times_new_roman_w_sz_w_val_24_w_szcs_w_val_24_w_rpr_w_t_xml_space_preserve }}</w:t>
+        <w:t xml:space="preserve">{{ court_address }}</w:t>
       </w:r>
     </w:p>
     <w:p>
@@ -72,7 +72,7 @@
           <w:sz w:val="24"/>
           <w:szCs w:val="24"/>
         </w:rPr>
-        <w:t xml:space="preserve"> {{ w_t_w_r_w_r_w_rsidr_00a5532c_w_rpr_w_rfonts_w_ascii_times_new_roman_w_hansi_times_new_roman_w_cs_times_new_roman_w_sz_w_val_24_w_szcs_w_val_24_w_lang_w_val_en_us_w_rpr_w_t_applicant_w_t_w_r_w_r_w_rsidr_00a5532c_w_rsidrpr_00a5532c_w_rpr_w_rfonts_w_ascii_times_new_roman_w_hansi_times_new_roman_w_cs_times_new_roman_w_sz_w_val_24_w_szcs_w_val_24_w_rpr_w_t_xml_space_preserve }}</w:t>
+        <w:t xml:space="preserve"> {{ applicant }}</w:t>
       </w:r>
     </w:p>
     <w:p>
@@ -219,7 +219,7 @@
           <w:sz w:val="24"/>
           <w:szCs w:val="24"/>
         </w:rPr>
-        <w:t xml:space="preserve">{{ w_t_w_r_w_r_w_rsidr_00a5532c_w_rpr_w_rfonts_w_ascii_times_new_roman_w_hansi_times_new_roman_w_cs_times_new_roman_w_sz_w_val_24_w_szcs_w_val_24_w_lang_w_val_en_us_w_rpr_w_t_applicant_w_t_w_r_w_r_w_rsidr_00a5532c_w_rsidrpr_00a5532c_w_rpr_w_rfonts_w_ascii_times_new_roman_w_hansi_times_new_roman_w_cs_times_new_roman_w_sz_w_val_24_w_szcs_w_val_24_w_rpr_w_t_xml_space_preserve }}</w:t>
+        <w:t xml:space="preserve">{{ applicant }}</w:t>
       </w:r>
       <w:r>
         <w:rPr>
@@ -235,7 +235,7 @@
           <w:sz w:val="24"/>
           <w:szCs w:val="24"/>
         </w:rPr>
-        <w:t xml:space="preserve">{{ w_t_w_r_w_r_w_rsidr_00a5532c_w_rpr_w_rfonts_w_ascii_times_new_roman_w_hansi_times_new_roman_w_cs_times_new_roman_w_sz_w_val_24_w_szcs_w_val_24_w_lang_w_val_en_us_w_rpr_w_t_property_w_t_w_r_w_r_w_rsidr_00a5532c_w_rsidrpr_00a5532c_w_rpr_w_rfonts_w_ascii_times_new_roman_w_hansi_times_new_roman_w_cs_times_new_roman_w_sz_w_val_24_w_szcs_w_val_24_w_rpr_w_t_xml_space_preserve_w_t_w_r_w_r_w_rsidr_00a5532c_w_rpr_w_rfonts_w_ascii_times_new_roman_w_hansi_times_new_roman_w_cs_times_new_roman_w_sz_w_val_24_w_szcs_w_val_24_w_lang_w_val_en_us_w_rpr_w_t_address_w_t_w_r_w_r_w_rsidr_00a5532c_w_rsidrpr_00a5532c_w_rpr_w_rfonts_w_ascii_times_new_roman_w_hansi_times_new_roman_w_cs_times_new_roman_w_sz_w_val_24_w_szcs_w_val_24_w_rpr_w_t_xml_space_preserve }}</w:t>
+        <w:t xml:space="preserve">{{ property_address }}</w:t>
       </w:r>
       <w:r>
         <w:rPr>
@@ -251,7 +251,7 @@
           <w:sz w:val="24"/>
           <w:szCs w:val="24"/>
         </w:rPr>
-        <w:t xml:space="preserve">{{ w_t_w_r_w_r_w_rsidr_00a5532c_w_rpr_w_rfonts_w_ascii_times_new_roman_w_hansi_times_new_roman_w_cs_times_new_roman_w_sz_w_val_24_w_szcs_w_val_24_w_lang_w_val_en_us_w_rpr_w_t_possession_w_t_w_r_w_r_w_rsidr_00a5532c_w_rsidrpr_00a5532c_w_rpr_w_rfonts_w_ascii_times_new_roman_w_hansi_times_new_roman_w_cs_times_new_roman_w_sz_w_val_24_w_szcs_w_val_24_w_rpr_w_t_xml_space_preserve_w_t_w_r_w_r_w_rsidr_00a5532c_w_rpr_w_rfonts_w_ascii_times_new_roman_w_hansi_times_new_roman_w_cs_times_new_roman_w_sz_w_val_24_w_szcs_w_val_24_w_lang_w_val_en_us_w_rpr_w_t_start_w_t_w_r_w_r_w_rsidr_00a5532c_w_rsidrpr_00a5532c_w_rpr_w_rfonts_w_ascii_times_new_roman_w_hansi_times_new_roman_w_cs_times_new_roman_w_sz_w_val_24_w_szcs_w_val_24_w_rpr_w_t_xml_space_preserve_w_t_w_r_w_r_w_rsidr_00a5532c_w_rpr_w_rfonts_w_ascii_times_new_roman_w_hansi_times_new_roman_w_cs_times_new_roman_w_sz_w_val_24_w_szcs_w_val_24_w_lang_w_val_en_us_w_rpr_w_t_date_w_t_w_r_w_r_w_rsidr_00a5532c_w_rsidrpr_00a5532c_w_rpr_w_rfonts_w_ascii_times_new_roman_w_hansi_times_new_roman_w_cs_times_new_roman_w_sz_w_val_24_w_szcs_w_val_24_w_rpr_w_t_xml_space_preserve }}</w:t>
+        <w:t xml:space="preserve">{{ possession_start_date }}</w:t>
       </w:r>
       <w:r>
         <w:rPr>
@@ -267,7 +267,7 @@
           <w:sz w:val="24"/>
           <w:szCs w:val="24"/>
         </w:rPr>
-        <w:t xml:space="preserve"> {{ w_t_w_r_w_r_w_rsidr_00a5532c_w_rpr_w_rfonts_w_ascii_times_new_roman_w_hansi_times_new_roman_w_cs_times_new_roman_w_sz_w_val_24_w_szcs_w_val_24_w_lang_w_val_en_us_w_rpr_w_t_possession_w_t_w_r_w_r_w_rsidr_00a5532c_w_rsidrpr_00a5532c_w_rpr_w_rfonts_w_ascii_times_new_roman_w_hansi_times_new_roman_w_cs_times_new_roman_w_sz_w_val_24_w_szcs_w_val_24_w_rpr_w_t_xml_space_preserve_w_t_w_r_w_r_w_rsidr_00a5532c_w_rpr_w_rfonts_w_ascii_times_new_roman_w_hansi_times_new_roman_w_cs_times_new_roman_w_sz_w_val_24_w_szcs_w_val_24_w_lang_w_val_en_us_w_rpr_w_t_background_w_t_w_r_w_r_w_rsidr_00a5532c_w_rsidrpr_00a5532c_w_rpr_w_rfonts_w_ascii_times_new_roman_w_hansi_times_new_roman_w_cs_times_new_roman_w_sz_w_val_24_w_szcs_w_val_24_w_rpr_w_t_xml_space_preserve }}</w:t>
+        <w:t xml:space="preserve"> {{ possession_background }}</w:t>
       </w:r>
       <w:r>
         <w:rPr>
@@ -299,7 +299,7 @@
           <w:sz w:val="24"/>
           <w:szCs w:val="24"/>
         </w:rPr>
-        <w:t xml:space="preserve">{{ w_t_w_r_w_r_w_rsidr_00a5532c_w_rpr_w_rfonts_w_ascii_times_new_roman_w_hansi_times_new_roman_w_cs_times_new_roman_w_sz_w_val_24_w_szcs_w_val_24_w_lang_w_val_en_us_w_rpr_w_t_evidence_list }}</w:t>
+        <w:t xml:space="preserve">{{ evidence_list }}</w:t>
       </w:r>
       <w:r>
         <w:rPr>
@@ -359,7 +359,7 @@
           <w:sz w:val="24"/>
           <w:szCs w:val="24"/>
         </w:rPr>
-        <w:t xml:space="preserve"> {{ w_t_w_r_w_r_w_rsidr_00a5532c_w_rpr_w_rfonts_w_ascii_times_new_roman_w_hansi_times_new_roman_w_cs_times_new_roman_w_sz_w_val_24_w_szcs_w_val_24_w_lang_w_val_en_us_w_rpr_w_t_possession_w_t_w_r_w_r_w_rsidr_00a5532c_w_rsidrpr_00a5532c_w_rpr_w_rfonts_w_ascii_times_new_roman_w_hansi_times_new_roman_w_cs_times_new_roman_w_sz_w_val_24_w_szcs_w_val_24_w_rpr_w_t_xml_space_preserve_w_t_w_r_w_r_w_rsidr_00a5532c_w_rpr_w_rfonts_w_ascii_times_new_roman_w_hansi_times_new_roman_w_cs_times_new_roman_w_sz_w_val_24_w_szcs_w_val_24_w_lang_w_val_en_us_w_rpr_w_t_details_w_t_w_r_w_r_w_rsidr_00a5532c_w_rsidrpr_00a5532c_w_rpr_w_rfonts_w_ascii_times_new_roman_w_hansi_times_new_roman_w_cs_times_new_roman_w_sz_w_val_24_w_szcs_w_val_24_w_rpr_w_t_xml_space_preserve }}</w:t>
+        <w:t xml:space="preserve"> {{ possession_details }}</w:t>
       </w:r>
       <w:r>
         <w:rPr>
@@ -379,7 +379,6 @@
           <w:szCs w:val="24"/>
         </w:rPr>
       </w:pPr>
-      <w:proofErr w:type="gramStart"/>
       <w:r>
         <w:rPr>
           <w:rFonts w:ascii="Times New Roman" w:hAnsi="Times New Roman" w:cs="Times New Roman"/>
@@ -387,7 +386,7 @@
           <w:szCs w:val="24"/>
           <w:lang w:val="en-US"/>
         </w:rPr>
-        <w:t>{{ applicant_w_t_w_r_w_prooferr_w_type_gramend_w_r_w_rpr_w_rfonts_w_ascii_times_new_roman_w_hansi_times_new_roman_w_cs_times_new_roman_w_sz_w_val_24_w_szcs_w_val_24_w_lang_w_val_en_us_w_rpr_w_t_xml_space_preserve }}</w:t>
+        <w:t>{{ applicant }}</w:t>
       </w:r>
       <w:r>
         <w:rPr>
